--- a/docs/capacitacion/guion youtube/anteriores-6-videos/video-6-descenso-retropropagacion-y-cierre/video-6-descenso-retropropagacion-y-cierre.docx
+++ b/docs/capacitacion/guion youtube/anteriores-6-videos/video-6-descenso-retropropagacion-y-cierre/video-6-descenso-retropropagacion-y-cierre.docx
@@ -34,7 +34,7 @@
           <w:b/>
           <w:color w:val="1F4E9A"/>
         </w:rPr>
-        <w:t>[Diapositiva · Ajustar: el descenso del gradiente]</w:t>
+        <w:t>[Diapositiva 1 · Ajustar: el descenso del gradiente]</w:t>
       </w:r>
     </w:p>
     <w:p>
@@ -85,7 +85,7 @@
           <w:b/>
           <w:color w:val="1F4E9A"/>
         </w:rPr>
-        <w:t>[Diapositiva · Tasa de aprendizaje e hiperparámetros]</w:t>
+        <w:t>[Diapositiva 2 · Tasa de aprendizaje e hiperparámetros]</w:t>
       </w:r>
     </w:p>
     <w:p>
@@ -131,7 +131,7 @@
           <w:b/>
           <w:color w:val="1F4E9A"/>
         </w:rPr>
-        <w:t>[Diapositiva · Retropropagación: repartir el error]</w:t>
+        <w:t>[Diapositiva 3 · Retropropagación: repartir el error]</w:t>
       </w:r>
     </w:p>
     <w:p>
@@ -187,7 +187,7 @@
           <w:b/>
           <w:color w:val="1F4E9A"/>
         </w:rPr>
-        <w:t>[Diapositiva · Lotes, iteraciones y épocas]</w:t>
+        <w:t>[Diapositiva 4 · Lotes, iteraciones y épocas]</w:t>
       </w:r>
     </w:p>
     <w:p>
@@ -238,7 +238,7 @@
           <w:b/>
           <w:color w:val="1F4E9A"/>
         </w:rPr>
-        <w:t>[Diapositiva · Semillas y repetibilidad]</w:t>
+        <w:t>[Diapositiva 5 · Semillas y repetibilidad]</w:t>
       </w:r>
     </w:p>
     <w:p>
@@ -294,7 +294,7 @@
           <w:b/>
           <w:color w:val="1F4E9A"/>
         </w:rPr>
-        <w:t>[Diapositiva · Un entrenamiento de ejemplo: la pérdida bajando]</w:t>
+        <w:t>[Diapositiva 6 · Un entrenamiento de ejemplo: la pérdida bajando]</w:t>
       </w:r>
     </w:p>
     <w:p>
@@ -345,7 +345,7 @@
           <w:b/>
           <w:color w:val="1F4E9A"/>
         </w:rPr>
-        <w:t>[Diapositiva · Repaso: lo que hace una red]</w:t>
+        <w:t>[Diapositiva 7 · Repaso: lo que hace una red]</w:t>
       </w:r>
     </w:p>
     <w:p>
@@ -391,7 +391,7 @@
           <w:b/>
           <w:color w:val="1F4E9A"/>
         </w:rPr>
-        <w:t>[Diapositiva · Límites y cuidados al usar un modelo]</w:t>
+        <w:t>[Diapositiva 8 · Límites y cuidados al usar un modelo]</w:t>
       </w:r>
     </w:p>
     <w:p>
@@ -447,7 +447,7 @@
           <w:b/>
           <w:color w:val="1F4E9A"/>
         </w:rPr>
-        <w:t>[Diapositiva · Preguntas que suelen surgir]</w:t>
+        <w:t>[Diapositiva 9 · Preguntas que suelen surgir]</w:t>
       </w:r>
     </w:p>
     <w:p>
@@ -498,7 +498,7 @@
           <w:b/>
           <w:color w:val="1F4E9A"/>
         </w:rPr>
-        <w:t>[Diapositiva · Glosario de repaso]</w:t>
+        <w:t>[Diapositiva 10 · Glosario de repaso]</w:t>
       </w:r>
     </w:p>
     <w:p>
@@ -559,7 +559,7 @@
           <w:b/>
           <w:color w:val="1F4E9A"/>
         </w:rPr>
-        <w:t>[Diapositiva · Lo que vimos hoy]</w:t>
+        <w:t>[Diapositiva 11 · Lo que vimos hoy]</w:t>
       </w:r>
     </w:p>
     <w:p>
@@ -585,7 +585,7 @@
           <w:b/>
           <w:color w:val="1F4E9A"/>
         </w:rPr>
-        <w:t>[Diapositiva · ¿Cómo sabe el sistema dónde hay un espermatozoide?]</w:t>
+        <w:t>[Diapositiva 12 · ¿Cómo sabe el sistema dónde hay un espermatozoide?]</w:t>
       </w:r>
     </w:p>
     <w:p>

--- a/docs/capacitacion/guion youtube/anteriores-6-videos/video-6-descenso-retropropagacion-y-cierre/video-6-descenso-retropropagacion-y-cierre.docx
+++ b/docs/capacitacion/guion youtube/anteriores-6-videos/video-6-descenso-retropropagacion-y-cierre/video-6-descenso-retropropagacion-y-cierre.docx
@@ -464,7 +464,7 @@
     </w:p>
     <w:p>
       <w:r>
-        <w:t>Antes de cerrar, aprovecho para contestar algunas dudas que suelen aparecer cuando se explica esto por primera vez.</w:t>
+        <w:t>Antes de cerrar, aprovecho para aclarar algunas dudas que suelen aparecer cuando se explica esto por primera vez.</w:t>
       </w:r>
     </w:p>
     <w:p>
@@ -612,7 +612,7 @@
     </w:p>
     <w:p>
       <w:r>
-        <w:t>Luego viene el sistema funcionando, con el sitio, y por último los datos, el entrenamiento y el despliegue en la nube. Muchas gracias por su atención.</w:t>
+        <w:t>Luego viene el sistema funcionando, con el sitio, y por último los datos, el entrenamiento y el despliegue en la nube. Gracias por acompañarme en este módulo.</w:t>
       </w:r>
     </w:p>
     <w:sectPr>
